--- a/docs/report/Poise_Mini_Project_Report.docx
+++ b/docs/report/Poise_Mini_Project_Report.docx
@@ -116,6 +116,54 @@
     </w:p>
     <w:p>
       <w:pPr>
+        <w:spacing w:line="240" w:lineRule="auto"/>
+        <w:jc w:val="center"/>
+        <w:rPr>
+          <w:rFonts w:ascii="Times New Roman" w:cs="Times New Roman" w:eastAsia="Times New Roman" w:hAnsi="Times New Roman"/>
+          <w:b w:val="1"/>
+          <w:bCs w:val="1"/>
+          <w:sz w:val="28"/>
+          <w:szCs w:val="28"/>
+        </w:rPr>
+      </w:pPr>
+      <w:r>
+        <w:rPr>
+          <w:rFonts w:ascii="Times New Roman" w:cs="Times New Roman" w:eastAsia="Times New Roman" w:hAnsi="Times New Roman"/>
+          <w:b w:val="1"/>
+          <w:bCs w:val="1"/>
+          <w:sz w:val="28"/>
+          <w:szCs w:val="28"/>
+          <w:rtl w:val="0"/>
+        </w:rPr>
+        <w:t xml:space="preserve">KA Dharan Balaji [RA2411003020260]</w:t>
+      </w:r>
+    </w:p>
+    <w:p>
+      <w:pPr>
+        <w:spacing w:line="240" w:lineRule="auto"/>
+        <w:jc w:val="center"/>
+        <w:rPr>
+          <w:rFonts w:ascii="Times New Roman" w:cs="Times New Roman" w:eastAsia="Times New Roman" w:hAnsi="Times New Roman"/>
+          <w:b w:val="1"/>
+          <w:bCs w:val="1"/>
+          <w:sz w:val="28"/>
+          <w:szCs w:val="28"/>
+        </w:rPr>
+      </w:pPr>
+      <w:r>
+        <w:rPr>
+          <w:rFonts w:ascii="Times New Roman" w:cs="Times New Roman" w:eastAsia="Times New Roman" w:hAnsi="Times New Roman"/>
+          <w:b w:val="1"/>
+          <w:bCs w:val="1"/>
+          <w:sz w:val="28"/>
+          <w:szCs w:val="28"/>
+          <w:rtl w:val="0"/>
+        </w:rPr>
+        <w:t xml:space="preserve">Abishek V.P.T [RA2411003020266]</w:t>
+      </w:r>
+    </w:p>
+    <w:p>
+      <w:pPr>
         <w:spacing w:line="360" w:lineRule="auto"/>
         <w:jc w:val="center"/>
         <w:rPr>
@@ -135,7 +183,7 @@
           <w:szCs w:val="28"/>
           <w:rtl w:val="0"/>
         </w:rPr>
-        <w:t xml:space="preserve">Varadharajan V</w:t>
+        <w:t xml:space="preserve">V Varadharajan [RA2411003020267]</w:t>
       </w:r>
     </w:p>
     <w:p>
@@ -638,15 +686,15 @@
           <w:sz w:val="28"/>
           <w:szCs w:val="28"/>
         </w:rPr>
-        <w:t xml:space="preserve">VARADHARAJAN V</w:t>
-      </w:r>
-      <w:r>
-        <w:rPr>
-          <w:rFonts w:ascii="Times New Roman" w:cs="Times New Roman" w:eastAsia="Times New Roman" w:hAnsi="Times New Roman"/>
-          <w:sz w:val="28"/>
-          <w:szCs w:val="28"/>
-        </w:rPr>
-        <w:t xml:space="preserve">, student of </w:t>
+        <w:t xml:space="preserve">KA DHARAN BALAJI (RA2411003020260), ABISHEK V.P.T (RA2411003020266), and V VARADHARAJAN (RA2411003020267)</w:t>
+      </w:r>
+      <w:r>
+        <w:rPr>
+          <w:rFonts w:ascii="Times New Roman" w:cs="Times New Roman" w:eastAsia="Times New Roman" w:hAnsi="Times New Roman"/>
+          <w:sz w:val="28"/>
+          <w:szCs w:val="28"/>
+        </w:rPr>
+        <w:t xml:space="preserve">, students of </w:t>
       </w:r>
       <w:r>
         <w:rPr>
@@ -1274,7 +1322,7 @@
           <w:sz w:val="28"/>
           <w:szCs w:val="28"/>
         </w:rPr>
-        <w:t xml:space="preserve">I hereby declare that the entire work contained in this mini project report titled </w:t>
+        <w:t xml:space="preserve">We hereby declare that the entire work contained in this mini project report titled </w:t>
       </w:r>
       <w:r>
         <w:rPr>
@@ -1302,7 +1350,7 @@
           <w:sz w:val="28"/>
           <w:szCs w:val="28"/>
         </w:rPr>
-        <w:t xml:space="preserve">VARADHARAJAN V</w:t>
+        <w:t xml:space="preserve">KA DHARAN BALAJI [RA2411003020260], ABISHEK V.P.T [RA2411003020266], and V VARADHARAJAN [RA2411003020267]</w:t>
       </w:r>
       <w:r>
         <w:rPr>
